--- a/user interface, intents, displaying notification, UI,screen adpatation.docx
+++ b/user interface, intents, displaying notification, UI,screen adpatation.docx
@@ -28,7 +28,7 @@
         <w:tblLook w:val="04A0" w:firstRow="1" w:lastRow="0" w:firstColumn="1" w:lastColumn="0" w:noHBand="0" w:noVBand="1"/>
       </w:tblPr>
       <w:tblGrid>
-        <w:gridCol w:w="7455"/>
+        <w:gridCol w:w="8175"/>
       </w:tblGrid>
       <w:tr>
         <w:tc>
@@ -46,6 +46,11 @@
           </w:tcPr>
           <w:p>
             <w:pPr>
+              <w:pStyle w:val="ListParagraph"/>
+              <w:numPr>
+                <w:ilvl w:val="0"/>
+                <w:numId w:val="10"/>
+              </w:numPr>
               <w:spacing w:after="0" w:line="240" w:lineRule="auto"/>
               <w:rPr>
                 <w:rFonts w:ascii="Calibri" w:eastAsia="Times New Roman" w:hAnsi="Calibri" w:cs="Calibri"/>
@@ -63,6 +68,7 @@
                 <w:kern w:val="0"/>
                 <w:sz w:val="36"/>
                 <w:szCs w:val="36"/>
+                <w:highlight w:val="yellow"/>
                 <w14:ligatures w14:val="none"/>
               </w:rPr>
               <w:t>Building User Interfaces in Android</w:t>
@@ -86,6 +92,11 @@
           </w:tcPr>
           <w:p>
             <w:pPr>
+              <w:pStyle w:val="ListParagraph"/>
+              <w:numPr>
+                <w:ilvl w:val="0"/>
+                <w:numId w:val="10"/>
+              </w:numPr>
               <w:spacing w:after="0" w:line="240" w:lineRule="auto"/>
               <w:rPr>
                 <w:rFonts w:ascii="Calibri" w:eastAsia="Times New Roman" w:hAnsi="Calibri" w:cs="Calibri"/>
@@ -126,6 +137,11 @@
           </w:tcPr>
           <w:p>
             <w:pPr>
+              <w:pStyle w:val="ListParagraph"/>
+              <w:numPr>
+                <w:ilvl w:val="0"/>
+                <w:numId w:val="10"/>
+              </w:numPr>
               <w:spacing w:after="0" w:line="240" w:lineRule="auto"/>
               <w:rPr>
                 <w:rFonts w:ascii="Calibri" w:eastAsia="Times New Roman" w:hAnsi="Calibri" w:cs="Calibri"/>
@@ -166,6 +182,11 @@
           </w:tcPr>
           <w:p>
             <w:pPr>
+              <w:pStyle w:val="ListParagraph"/>
+              <w:numPr>
+                <w:ilvl w:val="0"/>
+                <w:numId w:val="10"/>
+              </w:numPr>
               <w:spacing w:after="0" w:line="240" w:lineRule="auto"/>
               <w:rPr>
                 <w:rFonts w:ascii="Calibri" w:eastAsia="Times New Roman" w:hAnsi="Calibri" w:cs="Calibri"/>
@@ -206,6 +227,11 @@
           </w:tcPr>
           <w:p>
             <w:pPr>
+              <w:pStyle w:val="ListParagraph"/>
+              <w:numPr>
+                <w:ilvl w:val="0"/>
+                <w:numId w:val="10"/>
+              </w:numPr>
               <w:spacing w:after="0" w:line="240" w:lineRule="auto"/>
               <w:rPr>
                 <w:rFonts w:ascii="Calibri" w:eastAsia="Times New Roman" w:hAnsi="Calibri" w:cs="Calibri"/>
@@ -5980,6 +6006,92 @@
     </w:lvl>
   </w:abstractNum>
   <w:abstractNum w:abstractNumId="7" w15:restartNumberingAfterBreak="0">
+    <w:nsid w:val="27EE0B7A"/>
+    <w:multiLevelType w:val="hybridMultilevel"/>
+    <w:tmpl w:val="FA702F7A"/>
+    <w:lvl w:ilvl="0" w:tplc="0409000F">
+      <w:start w:val="1"/>
+      <w:numFmt w:val="decimal"/>
+      <w:lvlText w:val="%1."/>
+      <w:lvlJc w:val="left"/>
+      <w:pPr>
+        <w:ind w:left="720" w:hanging="360"/>
+      </w:pPr>
+    </w:lvl>
+    <w:lvl w:ilvl="1" w:tplc="04090019" w:tentative="1">
+      <w:start w:val="1"/>
+      <w:numFmt w:val="lowerLetter"/>
+      <w:lvlText w:val="%2."/>
+      <w:lvlJc w:val="left"/>
+      <w:pPr>
+        <w:ind w:left="1440" w:hanging="360"/>
+      </w:pPr>
+    </w:lvl>
+    <w:lvl w:ilvl="2" w:tplc="0409001B" w:tentative="1">
+      <w:start w:val="1"/>
+      <w:numFmt w:val="lowerRoman"/>
+      <w:lvlText w:val="%3."/>
+      <w:lvlJc w:val="right"/>
+      <w:pPr>
+        <w:ind w:left="2160" w:hanging="180"/>
+      </w:pPr>
+    </w:lvl>
+    <w:lvl w:ilvl="3" w:tplc="0409000F" w:tentative="1">
+      <w:start w:val="1"/>
+      <w:numFmt w:val="decimal"/>
+      <w:lvlText w:val="%4."/>
+      <w:lvlJc w:val="left"/>
+      <w:pPr>
+        <w:ind w:left="2880" w:hanging="360"/>
+      </w:pPr>
+    </w:lvl>
+    <w:lvl w:ilvl="4" w:tplc="04090019" w:tentative="1">
+      <w:start w:val="1"/>
+      <w:numFmt w:val="lowerLetter"/>
+      <w:lvlText w:val="%5."/>
+      <w:lvlJc w:val="left"/>
+      <w:pPr>
+        <w:ind w:left="3600" w:hanging="360"/>
+      </w:pPr>
+    </w:lvl>
+    <w:lvl w:ilvl="5" w:tplc="0409001B" w:tentative="1">
+      <w:start w:val="1"/>
+      <w:numFmt w:val="lowerRoman"/>
+      <w:lvlText w:val="%6."/>
+      <w:lvlJc w:val="right"/>
+      <w:pPr>
+        <w:ind w:left="4320" w:hanging="180"/>
+      </w:pPr>
+    </w:lvl>
+    <w:lvl w:ilvl="6" w:tplc="0409000F" w:tentative="1">
+      <w:start w:val="1"/>
+      <w:numFmt w:val="decimal"/>
+      <w:lvlText w:val="%7."/>
+      <w:lvlJc w:val="left"/>
+      <w:pPr>
+        <w:ind w:left="5040" w:hanging="360"/>
+      </w:pPr>
+    </w:lvl>
+    <w:lvl w:ilvl="7" w:tplc="04090019" w:tentative="1">
+      <w:start w:val="1"/>
+      <w:numFmt w:val="lowerLetter"/>
+      <w:lvlText w:val="%8."/>
+      <w:lvlJc w:val="left"/>
+      <w:pPr>
+        <w:ind w:left="5760" w:hanging="360"/>
+      </w:pPr>
+    </w:lvl>
+    <w:lvl w:ilvl="8" w:tplc="0409001B" w:tentative="1">
+      <w:start w:val="1"/>
+      <w:numFmt w:val="lowerRoman"/>
+      <w:lvlText w:val="%9."/>
+      <w:lvlJc w:val="right"/>
+      <w:pPr>
+        <w:ind w:left="6480" w:hanging="180"/>
+      </w:pPr>
+    </w:lvl>
+  </w:abstractNum>
+  <w:abstractNum w:abstractNumId="8" w15:restartNumberingAfterBreak="0">
     <w:nsid w:val="6BDA4C18"/>
     <w:multiLevelType w:val="multilevel"/>
     <w:tmpl w:val="D820DEBC"/>
@@ -6128,7 +6240,7 @@
       </w:rPr>
     </w:lvl>
   </w:abstractNum>
-  <w:abstractNum w:abstractNumId="8" w15:restartNumberingAfterBreak="0">
+  <w:abstractNum w:abstractNumId="9" w15:restartNumberingAfterBreak="0">
     <w:nsid w:val="77DC74A1"/>
     <w:multiLevelType w:val="multilevel"/>
     <w:tmpl w:val="11A417C8"/>
@@ -6290,10 +6402,10 @@
     <w:abstractNumId w:val="0"/>
   </w:num>
   <w:num w:numId="5" w16cid:durableId="1509518215">
-    <w:abstractNumId w:val="8"/>
+    <w:abstractNumId w:val="9"/>
   </w:num>
   <w:num w:numId="6" w16cid:durableId="1007751966">
-    <w:abstractNumId w:val="7"/>
+    <w:abstractNumId w:val="8"/>
   </w:num>
   <w:num w:numId="7" w16cid:durableId="1669405901">
     <w:abstractNumId w:val="6"/>
@@ -6303,6 +6415,9 @@
   </w:num>
   <w:num w:numId="9" w16cid:durableId="1575429190">
     <w:abstractNumId w:val="1"/>
+  </w:num>
+  <w:num w:numId="10" w16cid:durableId="1069307767">
+    <w:abstractNumId w:val="7"/>
   </w:num>
 </w:numbering>
 </file>
